--- a/takeover-session/deliverables/MonkeyOCR论文_中文全译.docx
+++ b/takeover-session/deliverables/MonkeyOCR论文_中文全译.docx
@@ -12,7 +12,6 @@
           <w:rFonts w:ascii="微软雅黑" w:hAnsi="微软雅黑" w:eastAsia="微软雅黑"/>
           <w:b/>
           <w:i w:val="0"/>
-          <w:color w:val="1668DC"/>
           <w:sz w:val="38"/>
         </w:rPr>
         <w:t>MonkeyOCR：基于「结构–识别–关系」三元组范式的文档解析</w:t>
@@ -138,7 +137,7 @@
         <w:spacing w:before="120" w:after="160" w:line="348" w:lineRule="auto"/>
         <w:ind w:left="340"/>
         <w:pBdr>
-          <w:left w:val="single" w:sz="18" w:space="6" w:color="FAAD14"/>
+          <w:left w:val="single" w:sz="6" w:space="8" w:color="BFBFBF"/>
         </w:pBdr>
       </w:pPr>
       <w:r>
@@ -146,7 +145,6 @@
           <w:rFonts w:ascii="微软雅黑" w:hAnsi="微软雅黑" w:eastAsia="微软雅黑"/>
           <w:b/>
           <w:i w:val="0"/>
-          <w:color w:val="5B6472"/>
           <w:sz w:val="19"/>
         </w:rPr>
         <w:t>译者说明</w:t>
@@ -156,7 +154,6 @@
           <w:rFonts w:ascii="微软雅黑" w:hAnsi="微软雅黑" w:eastAsia="微软雅黑"/>
           <w:b w:val="0"/>
           <w:i w:val="0"/>
-          <w:color w:val="5B6472"/>
           <w:sz w:val="19"/>
         </w:rPr>
         <w:t>：本文为全文中文翻译。公式、数值、表格数据严格按原文保留；图表标题按原文位置译出。</w:t>
@@ -167,7 +164,7 @@
         <w:spacing w:before="120" w:after="160" w:line="348" w:lineRule="auto"/>
         <w:ind w:left="340"/>
         <w:pBdr>
-          <w:left w:val="single" w:sz="18" w:space="6" w:color="FAAD14"/>
+          <w:left w:val="single" w:sz="6" w:space="8" w:color="BFBFBF"/>
         </w:pBdr>
       </w:pPr>
       <w:r>
@@ -175,7 +172,6 @@
           <w:rFonts w:ascii="微软雅黑" w:hAnsi="微软雅黑" w:eastAsia="微软雅黑"/>
           <w:b w:val="0"/>
           <w:i w:val="0"/>
-          <w:color w:val="5B6472"/>
           <w:sz w:val="19"/>
         </w:rPr>
         <w:t>原文中图表本身的排版在 PDF 提取时被打散，凡涉及打散处，译文按语义归位并在脚注中标注。参考文献列表按惯例保留英文原貌（不译）。</w:t>
@@ -184,7 +180,7 @@
     <w:p>
       <w:pPr>
         <w:pBdr>
-          <w:bottom w:val="single" w:sz="6" w:space="1" w:color="E3E6EA"/>
+          <w:bottom w:val="single" w:sz="6" w:space="1" w:color="BFBFBF"/>
         </w:pBdr>
         <w:spacing w:after="80"/>
       </w:pPr>
@@ -193,13 +189,15 @@
       <w:pPr>
         <w:pStyle w:val="Heading2"/>
         <w:spacing w:before="360" w:after="120" w:line="312" w:lineRule="auto"/>
+        <w:pBdr>
+          <w:bottom w:val="single" w:sz="4" w:space="2" w:color="BFBFBF"/>
+        </w:pBdr>
       </w:pPr>
       <w:r>
         <w:rPr>
           <w:rFonts w:ascii="微软雅黑" w:hAnsi="微软雅黑" w:eastAsia="微软雅黑"/>
           <w:b/>
           <w:i w:val="0"/>
-          <w:color w:val="1668DC"/>
           <w:sz w:val="30"/>
         </w:rPr>
         <w:t>图 1 标题</w:t>
@@ -222,7 +220,7 @@
     <w:p>
       <w:pPr>
         <w:pBdr>
-          <w:bottom w:val="single" w:sz="6" w:space="1" w:color="E3E6EA"/>
+          <w:bottom w:val="single" w:sz="6" w:space="1" w:color="BFBFBF"/>
         </w:pBdr>
         <w:spacing w:after="80"/>
       </w:pPr>
@@ -231,13 +229,15 @@
       <w:pPr>
         <w:pStyle w:val="Heading2"/>
         <w:spacing w:before="360" w:after="120" w:line="312" w:lineRule="auto"/>
+        <w:pBdr>
+          <w:bottom w:val="single" w:sz="4" w:space="2" w:color="BFBFBF"/>
+        </w:pBdr>
       </w:pPr>
       <w:r>
         <w:rPr>
           <w:rFonts w:ascii="微软雅黑" w:hAnsi="微软雅黑" w:eastAsia="微软雅黑"/>
           <w:b/>
           <w:i w:val="0"/>
-          <w:color w:val="1668DC"/>
           <w:sz w:val="30"/>
         </w:rPr>
         <w:t>摘要</w:t>
@@ -500,7 +500,7 @@
     <w:p>
       <w:pPr>
         <w:pBdr>
-          <w:bottom w:val="single" w:sz="6" w:space="1" w:color="E3E6EA"/>
+          <w:bottom w:val="single" w:sz="6" w:space="1" w:color="BFBFBF"/>
         </w:pBdr>
         <w:spacing w:after="80"/>
       </w:pPr>
@@ -509,13 +509,15 @@
       <w:pPr>
         <w:pStyle w:val="Heading2"/>
         <w:spacing w:before="360" w:after="120" w:line="312" w:lineRule="auto"/>
+        <w:pBdr>
+          <w:bottom w:val="single" w:sz="4" w:space="2" w:color="BFBFBF"/>
+        </w:pBdr>
       </w:pPr>
       <w:r>
         <w:rPr>
           <w:rFonts w:ascii="微软雅黑" w:hAnsi="微软雅黑" w:eastAsia="微软雅黑"/>
           <w:b/>
           <w:i w:val="0"/>
-          <w:color w:val="1668DC"/>
           <w:sz w:val="30"/>
         </w:rPr>
         <w:t>1 引言</w:t>
@@ -1028,7 +1030,7 @@
     <w:p>
       <w:pPr>
         <w:pBdr>
-          <w:bottom w:val="single" w:sz="6" w:space="1" w:color="E3E6EA"/>
+          <w:bottom w:val="single" w:sz="6" w:space="1" w:color="BFBFBF"/>
         </w:pBdr>
         <w:spacing w:after="80"/>
       </w:pPr>
@@ -1037,13 +1039,15 @@
       <w:pPr>
         <w:pStyle w:val="Heading2"/>
         <w:spacing w:before="360" w:after="120" w:line="312" w:lineRule="auto"/>
+        <w:pBdr>
+          <w:bottom w:val="single" w:sz="4" w:space="2" w:color="BFBFBF"/>
+        </w:pBdr>
       </w:pPr>
       <w:r>
         <w:rPr>
           <w:rFonts w:ascii="微软雅黑" w:hAnsi="微软雅黑" w:eastAsia="微软雅黑"/>
           <w:b/>
           <w:i w:val="0"/>
-          <w:color w:val="1668DC"/>
           <w:sz w:val="30"/>
         </w:rPr>
         <w:t>2 相关工作</w:t>
@@ -1737,7 +1741,7 @@
     <w:p>
       <w:pPr>
         <w:pBdr>
-          <w:bottom w:val="single" w:sz="6" w:space="1" w:color="E3E6EA"/>
+          <w:bottom w:val="single" w:sz="6" w:space="1" w:color="BFBFBF"/>
         </w:pBdr>
         <w:spacing w:after="80"/>
       </w:pPr>
@@ -1746,13 +1750,15 @@
       <w:pPr>
         <w:pStyle w:val="Heading2"/>
         <w:spacing w:before="360" w:after="120" w:line="312" w:lineRule="auto"/>
+        <w:pBdr>
+          <w:bottom w:val="single" w:sz="4" w:space="2" w:color="BFBFBF"/>
+        </w:pBdr>
       </w:pPr>
       <w:r>
         <w:rPr>
           <w:rFonts w:ascii="微软雅黑" w:hAnsi="微软雅黑" w:eastAsia="微软雅黑"/>
           <w:b/>
           <w:i w:val="0"/>
-          <w:color w:val="1668DC"/>
           <w:sz w:val="30"/>
         </w:rPr>
         <w:t>3 MonkeyDoc 数据集</w:t>
@@ -2214,7 +2220,7 @@
                 <w:i w:val="0"/>
                 <w:sz w:val="17"/>
               </w:rPr>
-              <w:t>✓</w:t>
+              <w:t>有</w:t>
             </w:r>
           </w:p>
         </w:tc>
@@ -2234,7 +2240,7 @@
                 <w:i w:val="0"/>
                 <w:sz w:val="17"/>
               </w:rPr>
-              <w:t>✓</w:t>
+              <w:t>有</w:t>
             </w:r>
           </w:p>
         </w:tc>
@@ -2276,7 +2282,7 @@
                 <w:i w:val="0"/>
                 <w:sz w:val="17"/>
               </w:rPr>
-              <w:t>✓</w:t>
+              <w:t>有</w:t>
             </w:r>
           </w:p>
         </w:tc>
@@ -2358,7 +2364,7 @@
                 <w:i w:val="0"/>
                 <w:sz w:val="17"/>
               </w:rPr>
-              <w:t>✓</w:t>
+              <w:t>有</w:t>
             </w:r>
           </w:p>
         </w:tc>
@@ -2411,7 +2417,7 @@
                 <w:i w:val="0"/>
                 <w:sz w:val="17"/>
               </w:rPr>
-              <w:t>✓</w:t>
+              <w:t>有</w:t>
             </w:r>
           </w:p>
         </w:tc>
@@ -2493,7 +2499,7 @@
                 <w:i w:val="0"/>
                 <w:sz w:val="17"/>
               </w:rPr>
-              <w:t>✓</w:t>
+              <w:t>有</w:t>
             </w:r>
           </w:p>
         </w:tc>
@@ -2513,7 +2519,7 @@
                 <w:i w:val="0"/>
                 <w:sz w:val="17"/>
               </w:rPr>
-              <w:t>✓</w:t>
+              <w:t>有</w:t>
             </w:r>
           </w:p>
         </w:tc>
@@ -2628,7 +2634,7 @@
                 <w:i w:val="0"/>
                 <w:sz w:val="17"/>
               </w:rPr>
-              <w:t>✓</w:t>
+              <w:t>有</w:t>
             </w:r>
           </w:p>
         </w:tc>
@@ -2648,7 +2654,7 @@
                 <w:i w:val="0"/>
                 <w:sz w:val="17"/>
               </w:rPr>
-              <w:t>✓</w:t>
+              <w:t>有</w:t>
             </w:r>
           </w:p>
         </w:tc>
@@ -2690,7 +2696,7 @@
                 <w:i w:val="0"/>
                 <w:sz w:val="17"/>
               </w:rPr>
-              <w:t>✓</w:t>
+              <w:t>有</w:t>
             </w:r>
           </w:p>
         </w:tc>
@@ -2893,7 +2899,7 @@
                 <w:i w:val="0"/>
                 <w:sz w:val="17"/>
               </w:rPr>
-              <w:t>✓</w:t>
+              <w:t>有</w:t>
             </w:r>
           </w:p>
         </w:tc>
@@ -3019,7 +3025,7 @@
                 <w:i w:val="0"/>
                 <w:sz w:val="17"/>
               </w:rPr>
-              <w:t>✓</w:t>
+              <w:t>有</w:t>
             </w:r>
           </w:p>
         </w:tc>
@@ -3255,7 +3261,7 @@
                 <w:i w:val="0"/>
                 <w:sz w:val="17"/>
               </w:rPr>
-              <w:t>✓</w:t>
+              <w:t>有</w:t>
             </w:r>
           </w:p>
         </w:tc>
@@ -3381,7 +3387,7 @@
                 <w:i w:val="0"/>
                 <w:sz w:val="17"/>
               </w:rPr>
-              <w:t>✓</w:t>
+              <w:t>有</w:t>
             </w:r>
           </w:p>
         </w:tc>
@@ -3573,7 +3579,7 @@
                 <w:i w:val="0"/>
                 <w:sz w:val="17"/>
               </w:rPr>
-              <w:t>✓</w:t>
+              <w:t>有</w:t>
             </w:r>
           </w:p>
         </w:tc>
@@ -3593,7 +3599,7 @@
                 <w:i w:val="0"/>
                 <w:sz w:val="17"/>
               </w:rPr>
-              <w:t>✓</w:t>
+              <w:t>有</w:t>
             </w:r>
           </w:p>
         </w:tc>
@@ -3613,7 +3619,7 @@
                 <w:i w:val="0"/>
                 <w:sz w:val="17"/>
               </w:rPr>
-              <w:t>✓</w:t>
+              <w:t>有</w:t>
             </w:r>
           </w:p>
         </w:tc>
@@ -3633,7 +3639,7 @@
                 <w:i w:val="0"/>
                 <w:sz w:val="17"/>
               </w:rPr>
-              <w:t>✓</w:t>
+              <w:t>有</w:t>
             </w:r>
           </w:p>
         </w:tc>
@@ -3653,7 +3659,7 @@
                 <w:i w:val="0"/>
                 <w:sz w:val="17"/>
               </w:rPr>
-              <w:t>✓</w:t>
+              <w:t>有</w:t>
             </w:r>
           </w:p>
         </w:tc>
@@ -3735,7 +3741,7 @@
                 <w:i w:val="0"/>
                 <w:sz w:val="17"/>
               </w:rPr>
-              <w:t>✓</w:t>
+              <w:t>有</w:t>
             </w:r>
           </w:p>
         </w:tc>
@@ -3755,7 +3761,7 @@
                 <w:i w:val="0"/>
                 <w:sz w:val="17"/>
               </w:rPr>
-              <w:t>✓</w:t>
+              <w:t>有</w:t>
             </w:r>
           </w:p>
         </w:tc>
@@ -3775,7 +3781,7 @@
                 <w:i w:val="0"/>
                 <w:sz w:val="17"/>
               </w:rPr>
-              <w:t>✓</w:t>
+              <w:t>有</w:t>
             </w:r>
           </w:p>
         </w:tc>
@@ -3795,7 +3801,7 @@
                 <w:i w:val="0"/>
                 <w:sz w:val="17"/>
               </w:rPr>
-              <w:t>✓</w:t>
+              <w:t>有</w:t>
             </w:r>
           </w:p>
         </w:tc>
@@ -3815,7 +3821,7 @@
                 <w:i w:val="0"/>
                 <w:sz w:val="17"/>
               </w:rPr>
-              <w:t>✓</w:t>
+              <w:t>有</w:t>
             </w:r>
           </w:p>
         </w:tc>
@@ -3846,7 +3852,7 @@
         <w:spacing w:before="120" w:after="160" w:line="348" w:lineRule="auto"/>
         <w:ind w:left="340"/>
         <w:pBdr>
-          <w:left w:val="single" w:sz="18" w:space="6" w:color="FAAD14"/>
+          <w:left w:val="single" w:sz="6" w:space="8" w:color="BFBFBF"/>
         </w:pBdr>
       </w:pPr>
       <w:r>
@@ -3854,10 +3860,9 @@
           <w:rFonts w:ascii="微软雅黑" w:hAnsi="微软雅黑" w:eastAsia="微软雅黑"/>
           <w:b w:val="0"/>
           <w:i w:val="0"/>
-          <w:color w:val="5B6472"/>
           <w:sz w:val="19"/>
         </w:rPr>
-        <w:t>译者注：原表使用"!"符号表示支持，此处按语义转为 ✓。语言栏原文以 EN / ZH 区分（部分单元格在提取中丢失，已按语义补全；如与原文有出入以原文为准）。</w:t>
+        <w:t>译者注：原表使用"!"符号表示支持，此处按语义转为「有」。语言栏原文以 EN / ZH 区分（部分单元格在提取中丢失，已按语义补全；如与原文有出入以原文为准）。</w:t>
       </w:r>
     </w:p>
     <w:p>
@@ -4077,7 +4082,7 @@
         <w:spacing w:before="120" w:after="160" w:line="348" w:lineRule="auto"/>
         <w:ind w:left="340"/>
         <w:pBdr>
-          <w:left w:val="single" w:sz="18" w:space="6" w:color="FAAD14"/>
+          <w:left w:val="single" w:sz="6" w:space="8" w:color="BFBFBF"/>
         </w:pBdr>
       </w:pPr>
       <w:r>
@@ -4085,7 +4090,6 @@
           <w:rFonts w:ascii="微软雅黑" w:hAnsi="微软雅黑" w:eastAsia="微软雅黑"/>
           <w:b w:val="0"/>
           <w:i w:val="0"/>
-          <w:color w:val="5B6472"/>
           <w:sz w:val="19"/>
         </w:rPr>
         <w:t>图中列举的文档类型包括：幻灯片、报纸、笔记、学术论文、试卷、思维导图、财务报告、杂志、说明书、教科书、简历；元素类型包括：图表（CHART）、图（FIGURE）、文本（TEXT）、公式（Formula）、合成公式、合成表格、标题（Title）。</w:t>
@@ -4594,7 +4598,7 @@
     <w:p>
       <w:pPr>
         <w:pBdr>
-          <w:bottom w:val="single" w:sz="6" w:space="1" w:color="E3E6EA"/>
+          <w:bottom w:val="single" w:sz="6" w:space="1" w:color="BFBFBF"/>
         </w:pBdr>
         <w:spacing w:after="80"/>
       </w:pPr>
@@ -4603,13 +4607,15 @@
       <w:pPr>
         <w:pStyle w:val="Heading2"/>
         <w:spacing w:before="360" w:after="120" w:line="312" w:lineRule="auto"/>
+        <w:pBdr>
+          <w:bottom w:val="single" w:sz="4" w:space="2" w:color="BFBFBF"/>
+        </w:pBdr>
       </w:pPr>
       <w:r>
         <w:rPr>
           <w:rFonts w:ascii="微软雅黑" w:hAnsi="微软雅黑" w:eastAsia="微软雅黑"/>
           <w:b/>
           <w:i w:val="0"/>
-          <w:color w:val="1668DC"/>
           <w:sz w:val="30"/>
         </w:rPr>
         <w:t>4 MonkeyOCR</w:t>
@@ -5114,7 +5120,7 @@
     <w:p>
       <w:pPr>
         <w:pBdr>
-          <w:bottom w:val="single" w:sz="6" w:space="1" w:color="E3E6EA"/>
+          <w:bottom w:val="single" w:sz="6" w:space="1" w:color="BFBFBF"/>
         </w:pBdr>
         <w:spacing w:after="80"/>
       </w:pPr>
@@ -5123,13 +5129,15 @@
       <w:pPr>
         <w:pStyle w:val="Heading2"/>
         <w:spacing w:before="360" w:after="120" w:line="312" w:lineRule="auto"/>
+        <w:pBdr>
+          <w:bottom w:val="single" w:sz="4" w:space="2" w:color="BFBFBF"/>
+        </w:pBdr>
       </w:pPr>
       <w:r>
         <w:rPr>
           <w:rFonts w:ascii="微软雅黑" w:hAnsi="微软雅黑" w:eastAsia="微软雅黑"/>
           <w:b/>
           <w:i w:val="0"/>
-          <w:color w:val="1668DC"/>
           <w:sz w:val="30"/>
         </w:rPr>
         <w:t>5 实验</w:t>
@@ -8401,7 +8409,7 @@
         <w:spacing w:before="120" w:after="160" w:line="348" w:lineRule="auto"/>
         <w:ind w:left="340"/>
         <w:pBdr>
-          <w:left w:val="single" w:sz="18" w:space="6" w:color="FAAD14"/>
+          <w:left w:val="single" w:sz="6" w:space="8" w:color="BFBFBF"/>
         </w:pBdr>
       </w:pPr>
       <w:r>
@@ -8409,7 +8417,6 @@
           <w:rFonts w:ascii="微软雅黑" w:hAnsi="微软雅黑" w:eastAsia="微软雅黑"/>
           <w:b/>
           <w:i w:val="0"/>
-          <w:color w:val="5B6472"/>
           <w:sz w:val="19"/>
         </w:rPr>
         <w:t>\</w:t>
@@ -8419,7 +8426,6 @@
           <w:rFonts w:ascii="微软雅黑" w:hAnsi="微软雅黑" w:eastAsia="微软雅黑"/>
           <w:b w:val="0"/>
           <w:i w:val="0"/>
-          <w:color w:val="5B6472"/>
           <w:sz w:val="19"/>
         </w:rPr>
         <w:t>* 表示使用我们训练的、针对中文版面检测能力改进的版面模型。</w:t>
@@ -11526,7 +11532,7 @@
         <w:spacing w:before="120" w:after="160" w:line="348" w:lineRule="auto"/>
         <w:ind w:left="340"/>
         <w:pBdr>
-          <w:left w:val="single" w:sz="18" w:space="6" w:color="FAAD14"/>
+          <w:left w:val="single" w:sz="6" w:space="8" w:color="BFBFBF"/>
         </w:pBdr>
       </w:pPr>
       <w:r>
@@ -11534,7 +11540,6 @@
           <w:rFonts w:ascii="微软雅黑" w:hAnsi="微软雅黑" w:eastAsia="微软雅黑"/>
           <w:b/>
           <w:i w:val="0"/>
-          <w:color w:val="5B6472"/>
           <w:sz w:val="19"/>
         </w:rPr>
         <w:t>\</w:t>
@@ -11544,7 +11549,6 @@
           <w:rFonts w:ascii="微软雅黑" w:hAnsi="微软雅黑" w:eastAsia="微软雅黑"/>
           <w:b w:val="0"/>
           <w:i w:val="0"/>
-          <w:color w:val="5B6472"/>
           <w:sz w:val="19"/>
         </w:rPr>
         <w:t>* 表示使用我们训练的、针对中文版面检测能力改进的版面模型。</w:t>
@@ -11555,7 +11559,7 @@
         <w:spacing w:before="120" w:after="160" w:line="348" w:lineRule="auto"/>
         <w:ind w:left="340"/>
         <w:pBdr>
-          <w:left w:val="single" w:sz="18" w:space="6" w:color="FAAD14"/>
+          <w:left w:val="single" w:sz="6" w:space="8" w:color="BFBFBF"/>
         </w:pBdr>
       </w:pPr>
       <w:r>
@@ -11563,7 +11567,6 @@
           <w:rFonts w:ascii="微软雅黑" w:hAnsi="微软雅黑" w:eastAsia="微软雅黑"/>
           <w:b w:val="0"/>
           <w:i w:val="0"/>
-          <w:color w:val="5B6472"/>
           <w:sz w:val="19"/>
         </w:rPr>
         <w:t>译者注：原表的列顺序在 PDF 提取中被打散，此处按"整体 Edit 最优"与数值对应关系归位；"报纸"列在原文表 3 中未单独给出数值（以 — 表示），该列数值出现在正文描述中。</w:t>
@@ -12341,7 +12344,7 @@
         <w:spacing w:before="120" w:after="160" w:line="348" w:lineRule="auto"/>
         <w:ind w:left="340"/>
         <w:pBdr>
-          <w:left w:val="single" w:sz="18" w:space="6" w:color="FAAD14"/>
+          <w:left w:val="single" w:sz="6" w:space="8" w:color="BFBFBF"/>
         </w:pBdr>
       </w:pPr>
       <w:r>
@@ -12349,7 +12352,6 @@
           <w:rFonts w:ascii="微软雅黑" w:hAnsi="微软雅黑" w:eastAsia="微软雅黑"/>
           <w:b w:val="0"/>
           <w:i w:val="0"/>
-          <w:color w:val="5B6472"/>
           <w:sz w:val="19"/>
         </w:rPr>
         <w:t>译者注：图 6 的数值在 PDF 中为柱状图标签，提取后顺序错乱；上表为按图注中模型列举顺序与数值列表就近配对的</w:t>
@@ -12359,7 +12361,6 @@
           <w:rFonts w:ascii="微软雅黑" w:hAnsi="微软雅黑" w:eastAsia="微软雅黑"/>
           <w:b/>
           <w:i w:val="0"/>
-          <w:color w:val="5B6472"/>
           <w:sz w:val="19"/>
         </w:rPr>
         <w:t>推定</w:t>
@@ -12369,7 +12370,6 @@
           <w:rFonts w:ascii="微软雅黑" w:hAnsi="微软雅黑" w:eastAsia="微软雅黑"/>
           <w:b w:val="0"/>
           <w:i w:val="0"/>
-          <w:color w:val="5B6472"/>
           <w:sz w:val="19"/>
         </w:rPr>
         <w:t>结果，具体以原文图 6 为准。</w:t>
@@ -12378,7 +12378,7 @@
     <w:p>
       <w:pPr>
         <w:pBdr>
-          <w:bottom w:val="single" w:sz="6" w:space="1" w:color="E3E6EA"/>
+          <w:bottom w:val="single" w:sz="6" w:space="1" w:color="BFBFBF"/>
         </w:pBdr>
         <w:spacing w:after="80"/>
       </w:pPr>
@@ -12387,13 +12387,15 @@
       <w:pPr>
         <w:pStyle w:val="Heading2"/>
         <w:spacing w:before="360" w:after="120" w:line="312" w:lineRule="auto"/>
+        <w:pBdr>
+          <w:bottom w:val="single" w:sz="4" w:space="2" w:color="BFBFBF"/>
+        </w:pBdr>
       </w:pPr>
       <w:r>
         <w:rPr>
           <w:rFonts w:ascii="微软雅黑" w:hAnsi="微软雅黑" w:eastAsia="微软雅黑"/>
           <w:b/>
           <w:i w:val="0"/>
-          <w:color w:val="1668DC"/>
           <w:sz w:val="30"/>
         </w:rPr>
         <w:t>6 讨论</w:t>
@@ -12502,7 +12504,7 @@
     <w:p>
       <w:pPr>
         <w:pBdr>
-          <w:bottom w:val="single" w:sz="6" w:space="1" w:color="E3E6EA"/>
+          <w:bottom w:val="single" w:sz="6" w:space="1" w:color="BFBFBF"/>
         </w:pBdr>
         <w:spacing w:after="80"/>
       </w:pPr>
@@ -12511,13 +12513,15 @@
       <w:pPr>
         <w:pStyle w:val="Heading2"/>
         <w:spacing w:before="360" w:after="120" w:line="312" w:lineRule="auto"/>
+        <w:pBdr>
+          <w:bottom w:val="single" w:sz="4" w:space="2" w:color="BFBFBF"/>
+        </w:pBdr>
       </w:pPr>
       <w:r>
         <w:rPr>
           <w:rFonts w:ascii="微软雅黑" w:hAnsi="微软雅黑" w:eastAsia="微软雅黑"/>
           <w:b/>
           <w:i w:val="0"/>
-          <w:color w:val="1668DC"/>
           <w:sz w:val="30"/>
         </w:rPr>
         <w:t>7 结论</w:t>
@@ -12622,7 +12626,7 @@
     <w:p>
       <w:pPr>
         <w:pBdr>
-          <w:bottom w:val="single" w:sz="6" w:space="1" w:color="E3E6EA"/>
+          <w:bottom w:val="single" w:sz="6" w:space="1" w:color="BFBFBF"/>
         </w:pBdr>
         <w:spacing w:after="80"/>
       </w:pPr>
@@ -12631,13 +12635,15 @@
       <w:pPr>
         <w:pStyle w:val="Heading2"/>
         <w:spacing w:before="360" w:after="120" w:line="312" w:lineRule="auto"/>
+        <w:pBdr>
+          <w:bottom w:val="single" w:sz="4" w:space="2" w:color="BFBFBF"/>
+        </w:pBdr>
       </w:pPr>
       <w:r>
         <w:rPr>
           <w:rFonts w:ascii="微软雅黑" w:hAnsi="微软雅黑" w:eastAsia="微软雅黑"/>
           <w:b/>
           <w:i w:val="0"/>
-          <w:color w:val="1668DC"/>
           <w:sz w:val="30"/>
         </w:rPr>
         <w:t>译者附注：读这篇论文时需要留意的几点</w:t>
@@ -12784,7 +12790,7 @@
     <w:p>
       <w:pPr>
         <w:pBdr>
-          <w:bottom w:val="single" w:sz="6" w:space="1" w:color="E3E6EA"/>
+          <w:bottom w:val="single" w:sz="6" w:space="1" w:color="BFBFBF"/>
         </w:pBdr>
         <w:spacing w:after="80"/>
       </w:pPr>
@@ -12793,13 +12799,15 @@
       <w:pPr>
         <w:pStyle w:val="Heading2"/>
         <w:spacing w:before="360" w:after="120" w:line="312" w:lineRule="auto"/>
+        <w:pBdr>
+          <w:bottom w:val="single" w:sz="4" w:space="2" w:color="BFBFBF"/>
+        </w:pBdr>
       </w:pPr>
       <w:r>
         <w:rPr>
           <w:rFonts w:ascii="微软雅黑" w:hAnsi="微软雅黑" w:eastAsia="微软雅黑"/>
           <w:b/>
           <w:i w:val="0"/>
-          <w:color w:val="1668DC"/>
           <w:sz w:val="30"/>
         </w:rPr>
         <w:t>附录一：缩写与术语对照表</w:t>
@@ -12810,7 +12818,7 @@
         <w:spacing w:before="120" w:after="160" w:line="348" w:lineRule="auto"/>
         <w:ind w:left="340"/>
         <w:pBdr>
-          <w:left w:val="single" w:sz="18" w:space="6" w:color="FAAD14"/>
+          <w:left w:val="single" w:sz="6" w:space="8" w:color="BFBFBF"/>
         </w:pBdr>
       </w:pPr>
       <w:r>
@@ -12818,7 +12826,6 @@
           <w:rFonts w:ascii="微软雅黑" w:hAnsi="微软雅黑" w:eastAsia="微软雅黑"/>
           <w:b w:val="0"/>
           <w:i w:val="0"/>
-          <w:color w:val="5B6472"/>
           <w:sz w:val="19"/>
         </w:rPr>
         <w:t>原文中 "Structure-Recognition-Relation" 在 PDF 提取时被粘连为 "Structure-Recognition-Relation"，此处按语义统一译为</w:t>
@@ -12828,7 +12835,6 @@
           <w:rFonts w:ascii="微软雅黑" w:hAnsi="微软雅黑" w:eastAsia="微软雅黑"/>
           <w:b/>
           <w:i w:val="0"/>
-          <w:color w:val="5B6472"/>
           <w:sz w:val="19"/>
         </w:rPr>
         <w:t>结构–识别–关系</w:t>
@@ -12838,7 +12844,6 @@
           <w:rFonts w:ascii="微软雅黑" w:hAnsi="微软雅黑" w:eastAsia="微软雅黑"/>
           <w:b w:val="0"/>
           <w:i w:val="0"/>
-          <w:color w:val="5B6472"/>
           <w:sz w:val="19"/>
         </w:rPr>
         <w:t xml:space="preserve">，缩写 </w:t>
@@ -12848,7 +12853,6 @@
           <w:rFonts w:ascii="微软雅黑" w:hAnsi="微软雅黑" w:eastAsia="微软雅黑"/>
           <w:b/>
           <w:i w:val="0"/>
-          <w:color w:val="5B6472"/>
           <w:sz w:val="19"/>
         </w:rPr>
         <w:t>SRR</w:t>
@@ -12858,7 +12862,6 @@
           <w:rFonts w:ascii="微软雅黑" w:hAnsi="微软雅黑" w:eastAsia="微软雅黑"/>
           <w:b w:val="0"/>
           <w:i w:val="0"/>
-          <w:color w:val="5B6472"/>
           <w:sz w:val="19"/>
         </w:rPr>
         <w:t>。</w:t>
@@ -14522,13 +14525,15 @@
       <w:pPr>
         <w:pStyle w:val="Heading2"/>
         <w:spacing w:before="360" w:after="120" w:line="312" w:lineRule="auto"/>
+        <w:pBdr>
+          <w:bottom w:val="single" w:sz="4" w:space="2" w:color="BFBFBF"/>
+        </w:pBdr>
       </w:pPr>
       <w:r>
         <w:rPr>
           <w:rFonts w:ascii="微软雅黑" w:hAnsi="微软雅黑" w:eastAsia="微软雅黑"/>
           <w:b/>
           <w:i w:val="0"/>
-          <w:color w:val="1668DC"/>
           <w:sz w:val="30"/>
         </w:rPr>
         <w:t>附录二：核心数字速查</w:t>
@@ -15179,7 +15184,7 @@
     <w:p>
       <w:pPr>
         <w:pBdr>
-          <w:bottom w:val="single" w:sz="6" w:space="1" w:color="E3E6EA"/>
+          <w:bottom w:val="single" w:sz="6" w:space="1" w:color="BFBFBF"/>
         </w:pBdr>
         <w:spacing w:after="80"/>
       </w:pPr>
